--- a/Organigrama-Sistemas.docx
+++ b/Organigrama-Sistemas.docx
@@ -421,12 +421,999 @@
     </w:p>
     <w:p>
       <w:pPr>
+        <w:jc w:val="center"/>
         <w:rPr>
           <w:rFonts w:ascii="Times New Roman" w:hAnsi="Times New Roman" w:cs="Times New Roman"/>
+          <w:b/>
+          <w:bCs/>
           <w:sz w:val="44"/>
+          <w:u w:val="single"/>
         </w:rPr>
       </w:pPr>
+      <w:r>
+        <w:rPr>
+          <w:rFonts w:ascii="Times New Roman" w:hAnsi="Times New Roman" w:cs="Times New Roman"/>
+          <w:b/>
+          <w:bCs/>
+          <w:sz w:val="44"/>
+          <w:u w:val="single"/>
+        </w:rPr>
+        <w:lastRenderedPageBreak/>
+        <w:t>Plan Curricular Grupo N°1</w:t>
+      </w:r>
     </w:p>
+    <w:p>
+      <w:pPr>
+        <w:jc w:val="center"/>
+        <w:rPr>
+          <w:rFonts w:ascii="Times New Roman" w:hAnsi="Times New Roman" w:cs="Times New Roman"/>
+          <w:b/>
+          <w:bCs/>
+          <w:sz w:val="44"/>
+          <w:u w:val="single"/>
+        </w:rPr>
+      </w:pPr>
+      <w:r>
+        <w:rPr>
+          <w:rFonts w:ascii="Times New Roman" w:hAnsi="Times New Roman" w:cs="Times New Roman"/>
+          <w:b/>
+          <w:bCs/>
+          <w:sz w:val="44"/>
+          <w:u w:val="single"/>
+        </w:rPr>
+        <w:t>Ingeniería de Sistemas</w:t>
+      </w:r>
+      <w:r>
+        <w:rPr>
+          <w:rFonts w:ascii="Times New Roman" w:hAnsi="Times New Roman" w:cs="Times New Roman"/>
+          <w:b/>
+          <w:bCs/>
+          <w:sz w:val="44"/>
+          <w:u w:val="single"/>
+        </w:rPr>
+        <w:br/>
+      </w:r>
+    </w:p>
+    <w:tbl>
+      <w:tblPr>
+        <w:tblStyle w:val="Tablaconcuadrcula"/>
+        <w:tblW w:w="0" w:type="auto"/>
+        <w:tblLook w:val="04A0" w:firstRow="1" w:lastRow="0" w:firstColumn="1" w:lastColumn="0" w:noHBand="0" w:noVBand="1"/>
+      </w:tblPr>
+      <w:tblGrid>
+        <w:gridCol w:w="703"/>
+        <w:gridCol w:w="3702"/>
+        <w:gridCol w:w="1814"/>
+        <w:gridCol w:w="2589"/>
+      </w:tblGrid>
+      <w:tr>
+        <w:trPr>
+          <w:trHeight w:val="701"/>
+        </w:trPr>
+        <w:tc>
+          <w:tcPr>
+            <w:tcW w:w="704" w:type="dxa"/>
+            <w:tcBorders>
+              <w:top w:val="double" w:sz="4" w:space="0" w:color="auto"/>
+              <w:left w:val="double" w:sz="4" w:space="0" w:color="auto"/>
+              <w:bottom w:val="double" w:sz="4" w:space="0" w:color="auto"/>
+              <w:right w:val="double" w:sz="4" w:space="0" w:color="auto"/>
+            </w:tcBorders>
+            <w:shd w:val="clear" w:color="auto" w:fill="000000" w:themeFill="text1"/>
+          </w:tcPr>
+          <w:p>
+            <w:pPr>
+              <w:rPr>
+                <w:rFonts w:ascii="Constantia" w:hAnsi="Constantia" w:cs="Times New Roman"/>
+                <w:sz w:val="40"/>
+                <w:szCs w:val="20"/>
+              </w:rPr>
+            </w:pPr>
+            <w:r>
+              <w:rPr>
+                <w:rFonts w:ascii="Constantia" w:hAnsi="Constantia" w:cs="Times New Roman"/>
+                <w:sz w:val="40"/>
+                <w:szCs w:val="20"/>
+              </w:rPr>
+              <w:t>N°</w:t>
+            </w:r>
+          </w:p>
+        </w:tc>
+        <w:tc>
+          <w:tcPr>
+            <w:tcW w:w="3710" w:type="dxa"/>
+            <w:tcBorders>
+              <w:top w:val="double" w:sz="4" w:space="0" w:color="auto"/>
+              <w:left w:val="double" w:sz="4" w:space="0" w:color="auto"/>
+              <w:bottom w:val="double" w:sz="4" w:space="0" w:color="auto"/>
+              <w:right w:val="double" w:sz="4" w:space="0" w:color="auto"/>
+            </w:tcBorders>
+            <w:shd w:val="clear" w:color="auto" w:fill="000000" w:themeFill="text1"/>
+          </w:tcPr>
+          <w:p>
+            <w:pPr>
+              <w:rPr>
+                <w:rFonts w:ascii="Constantia" w:hAnsi="Constantia" w:cs="Times New Roman"/>
+                <w:sz w:val="40"/>
+                <w:szCs w:val="20"/>
+              </w:rPr>
+            </w:pPr>
+            <w:r>
+              <w:rPr>
+                <w:rFonts w:ascii="Constantia" w:hAnsi="Constantia" w:cs="Times New Roman"/>
+                <w:sz w:val="44"/>
+              </w:rPr>
+              <w:t xml:space="preserve">Materia </w:t>
+            </w:r>
+          </w:p>
+        </w:tc>
+        <w:tc>
+          <w:tcPr>
+            <w:tcW w:w="1818" w:type="dxa"/>
+            <w:tcBorders>
+              <w:top w:val="double" w:sz="4" w:space="0" w:color="auto"/>
+              <w:left w:val="double" w:sz="4" w:space="0" w:color="auto"/>
+              <w:bottom w:val="double" w:sz="4" w:space="0" w:color="auto"/>
+              <w:right w:val="double" w:sz="4" w:space="0" w:color="auto"/>
+            </w:tcBorders>
+            <w:shd w:val="clear" w:color="auto" w:fill="000000" w:themeFill="text1"/>
+          </w:tcPr>
+          <w:p>
+            <w:pPr>
+              <w:rPr>
+                <w:rFonts w:ascii="Constantia" w:hAnsi="Constantia" w:cs="Times New Roman"/>
+                <w:sz w:val="40"/>
+                <w:szCs w:val="20"/>
+              </w:rPr>
+            </w:pPr>
+            <w:r>
+              <w:rPr>
+                <w:rFonts w:ascii="Constantia" w:hAnsi="Constantia" w:cs="Times New Roman"/>
+                <w:sz w:val="44"/>
+              </w:rPr>
+              <w:t>Sigla</w:t>
+            </w:r>
+          </w:p>
+        </w:tc>
+        <w:tc>
+          <w:tcPr>
+            <w:tcW w:w="2596" w:type="dxa"/>
+            <w:tcBorders>
+              <w:top w:val="double" w:sz="4" w:space="0" w:color="auto"/>
+              <w:left w:val="double" w:sz="4" w:space="0" w:color="auto"/>
+              <w:bottom w:val="double" w:sz="4" w:space="0" w:color="auto"/>
+              <w:right w:val="double" w:sz="4" w:space="0" w:color="auto"/>
+            </w:tcBorders>
+            <w:shd w:val="clear" w:color="auto" w:fill="000000" w:themeFill="text1"/>
+          </w:tcPr>
+          <w:p>
+            <w:pPr>
+              <w:rPr>
+                <w:rFonts w:ascii="Constantia" w:hAnsi="Constantia" w:cs="Times New Roman"/>
+                <w:sz w:val="40"/>
+                <w:szCs w:val="20"/>
+              </w:rPr>
+            </w:pPr>
+            <w:r>
+              <w:rPr>
+                <w:rFonts w:ascii="Constantia" w:hAnsi="Constantia" w:cs="Times New Roman"/>
+                <w:sz w:val="40"/>
+                <w:szCs w:val="20"/>
+              </w:rPr>
+              <w:t>Carga Horaria</w:t>
+            </w:r>
+          </w:p>
+        </w:tc>
+      </w:tr>
+      <w:tr>
+        <w:trPr>
+          <w:trHeight w:val="683"/>
+        </w:trPr>
+        <w:tc>
+          <w:tcPr>
+            <w:tcW w:w="704" w:type="dxa"/>
+            <w:tcBorders>
+              <w:top w:val="double" w:sz="4" w:space="0" w:color="auto"/>
+              <w:left w:val="double" w:sz="4" w:space="0" w:color="auto"/>
+              <w:bottom w:val="double" w:sz="4" w:space="0" w:color="auto"/>
+              <w:right w:val="double" w:sz="4" w:space="0" w:color="auto"/>
+            </w:tcBorders>
+          </w:tcPr>
+          <w:p>
+            <w:pPr>
+              <w:jc w:val="center"/>
+              <w:rPr>
+                <w:rFonts w:ascii="Times New Roman" w:hAnsi="Times New Roman" w:cs="Times New Roman"/>
+                <w:sz w:val="28"/>
+                <w:szCs w:val="14"/>
+              </w:rPr>
+            </w:pPr>
+            <w:r>
+              <w:rPr>
+                <w:rFonts w:ascii="Times New Roman" w:hAnsi="Times New Roman" w:cs="Times New Roman"/>
+                <w:sz w:val="28"/>
+                <w:szCs w:val="14"/>
+              </w:rPr>
+              <w:t>1</w:t>
+            </w:r>
+          </w:p>
+        </w:tc>
+        <w:tc>
+          <w:tcPr>
+            <w:tcW w:w="3710" w:type="dxa"/>
+            <w:tcBorders>
+              <w:top w:val="double" w:sz="4" w:space="0" w:color="auto"/>
+              <w:left w:val="double" w:sz="4" w:space="0" w:color="auto"/>
+              <w:bottom w:val="double" w:sz="4" w:space="0" w:color="auto"/>
+              <w:right w:val="double" w:sz="4" w:space="0" w:color="auto"/>
+            </w:tcBorders>
+          </w:tcPr>
+          <w:p>
+            <w:pPr>
+              <w:rPr>
+                <w:rFonts w:ascii="Comic Sans MS" w:hAnsi="Comic Sans MS" w:cs="Times New Roman"/>
+                <w:sz w:val="36"/>
+                <w:szCs w:val="18"/>
+              </w:rPr>
+            </w:pPr>
+            <w:r>
+              <w:rPr>
+                <w:rFonts w:ascii="Comic Sans MS" w:hAnsi="Comic Sans MS" w:cs="Times New Roman"/>
+                <w:sz w:val="36"/>
+                <w:szCs w:val="18"/>
+              </w:rPr>
+              <w:t xml:space="preserve">Ingles Técnico </w:t>
+            </w:r>
+          </w:p>
+        </w:tc>
+        <w:tc>
+          <w:tcPr>
+            <w:tcW w:w="1818" w:type="dxa"/>
+            <w:tcBorders>
+              <w:top w:val="double" w:sz="4" w:space="0" w:color="auto"/>
+              <w:left w:val="double" w:sz="4" w:space="0" w:color="auto"/>
+              <w:bottom w:val="double" w:sz="4" w:space="0" w:color="auto"/>
+              <w:right w:val="double" w:sz="4" w:space="0" w:color="auto"/>
+            </w:tcBorders>
+          </w:tcPr>
+          <w:p>
+            <w:pPr>
+              <w:rPr>
+                <w:rFonts w:ascii="Comic Sans MS" w:hAnsi="Comic Sans MS" w:cs="Times New Roman"/>
+                <w:sz w:val="36"/>
+                <w:szCs w:val="18"/>
+              </w:rPr>
+            </w:pPr>
+            <w:r>
+              <w:rPr>
+                <w:rFonts w:ascii="Comic Sans MS" w:hAnsi="Comic Sans MS" w:cs="Times New Roman"/>
+                <w:sz w:val="36"/>
+                <w:szCs w:val="18"/>
+              </w:rPr>
+              <w:t>LIN</w:t>
+            </w:r>
+            <w:r>
+              <w:rPr>
+                <w:rFonts w:ascii="Comic Sans MS" w:hAnsi="Comic Sans MS" w:cs="Times New Roman"/>
+                <w:sz w:val="36"/>
+                <w:szCs w:val="18"/>
+              </w:rPr>
+              <w:t>-</w:t>
+            </w:r>
+            <w:r>
+              <w:rPr>
+                <w:rFonts w:ascii="Comic Sans MS" w:hAnsi="Comic Sans MS" w:cs="Times New Roman"/>
+                <w:sz w:val="36"/>
+                <w:szCs w:val="18"/>
+              </w:rPr>
+              <w:t>140</w:t>
+            </w:r>
+          </w:p>
+        </w:tc>
+        <w:tc>
+          <w:tcPr>
+            <w:tcW w:w="2596" w:type="dxa"/>
+            <w:tcBorders>
+              <w:top w:val="double" w:sz="4" w:space="0" w:color="auto"/>
+              <w:left w:val="double" w:sz="4" w:space="0" w:color="auto"/>
+              <w:bottom w:val="double" w:sz="4" w:space="0" w:color="auto"/>
+              <w:right w:val="double" w:sz="4" w:space="0" w:color="auto"/>
+            </w:tcBorders>
+          </w:tcPr>
+          <w:p>
+            <w:pPr>
+              <w:rPr>
+                <w:rFonts w:ascii="Times New Roman" w:hAnsi="Times New Roman" w:cs="Times New Roman"/>
+                <w:sz w:val="44"/>
+              </w:rPr>
+            </w:pPr>
+            <w:r>
+              <w:rPr>
+                <w:rFonts w:ascii="Times New Roman" w:hAnsi="Times New Roman" w:cs="Times New Roman"/>
+                <w:sz w:val="44"/>
+              </w:rPr>
+              <w:t>3 horas</w:t>
+            </w:r>
+          </w:p>
+        </w:tc>
+      </w:tr>
+      <w:tr>
+        <w:trPr>
+          <w:trHeight w:val="679"/>
+        </w:trPr>
+        <w:tc>
+          <w:tcPr>
+            <w:tcW w:w="704" w:type="dxa"/>
+            <w:tcBorders>
+              <w:top w:val="double" w:sz="4" w:space="0" w:color="auto"/>
+              <w:left w:val="double" w:sz="4" w:space="0" w:color="auto"/>
+              <w:bottom w:val="double" w:sz="4" w:space="0" w:color="auto"/>
+              <w:right w:val="double" w:sz="4" w:space="0" w:color="auto"/>
+            </w:tcBorders>
+          </w:tcPr>
+          <w:p>
+            <w:pPr>
+              <w:jc w:val="center"/>
+              <w:rPr>
+                <w:rFonts w:ascii="Times New Roman" w:hAnsi="Times New Roman" w:cs="Times New Roman"/>
+                <w:sz w:val="28"/>
+                <w:szCs w:val="14"/>
+              </w:rPr>
+            </w:pPr>
+            <w:r>
+              <w:rPr>
+                <w:rFonts w:ascii="Times New Roman" w:hAnsi="Times New Roman" w:cs="Times New Roman"/>
+                <w:sz w:val="28"/>
+                <w:szCs w:val="14"/>
+              </w:rPr>
+              <w:t>2</w:t>
+            </w:r>
+          </w:p>
+        </w:tc>
+        <w:tc>
+          <w:tcPr>
+            <w:tcW w:w="3710" w:type="dxa"/>
+            <w:tcBorders>
+              <w:top w:val="double" w:sz="4" w:space="0" w:color="auto"/>
+              <w:left w:val="double" w:sz="4" w:space="0" w:color="auto"/>
+              <w:bottom w:val="double" w:sz="4" w:space="0" w:color="auto"/>
+              <w:right w:val="double" w:sz="4" w:space="0" w:color="auto"/>
+            </w:tcBorders>
+          </w:tcPr>
+          <w:p>
+            <w:pPr>
+              <w:rPr>
+                <w:rFonts w:ascii="Comic Sans MS" w:hAnsi="Comic Sans MS" w:cs="Times New Roman"/>
+                <w:sz w:val="36"/>
+                <w:szCs w:val="18"/>
+              </w:rPr>
+            </w:pPr>
+            <w:r>
+              <w:rPr>
+                <w:rFonts w:ascii="Comic Sans MS" w:hAnsi="Comic Sans MS" w:cs="Times New Roman"/>
+                <w:sz w:val="36"/>
+                <w:szCs w:val="18"/>
+              </w:rPr>
+              <w:t>Algebra</w:t>
+            </w:r>
+          </w:p>
+        </w:tc>
+        <w:tc>
+          <w:tcPr>
+            <w:tcW w:w="1818" w:type="dxa"/>
+            <w:tcBorders>
+              <w:top w:val="double" w:sz="4" w:space="0" w:color="auto"/>
+              <w:left w:val="double" w:sz="4" w:space="0" w:color="auto"/>
+              <w:bottom w:val="double" w:sz="4" w:space="0" w:color="auto"/>
+              <w:right w:val="double" w:sz="4" w:space="0" w:color="auto"/>
+            </w:tcBorders>
+          </w:tcPr>
+          <w:p>
+            <w:pPr>
+              <w:rPr>
+                <w:rFonts w:ascii="Comic Sans MS" w:hAnsi="Comic Sans MS" w:cs="Times New Roman"/>
+                <w:sz w:val="36"/>
+                <w:szCs w:val="18"/>
+              </w:rPr>
+            </w:pPr>
+            <w:r>
+              <w:rPr>
+                <w:rFonts w:ascii="Comic Sans MS" w:hAnsi="Comic Sans MS" w:cs="Times New Roman"/>
+                <w:sz w:val="36"/>
+                <w:szCs w:val="18"/>
+              </w:rPr>
+              <w:t>MAT</w:t>
+            </w:r>
+            <w:r>
+              <w:rPr>
+                <w:rFonts w:ascii="Comic Sans MS" w:hAnsi="Comic Sans MS" w:cs="Times New Roman"/>
+                <w:sz w:val="36"/>
+                <w:szCs w:val="18"/>
+              </w:rPr>
+              <w:t>-</w:t>
+            </w:r>
+            <w:r>
+              <w:rPr>
+                <w:rFonts w:ascii="Comic Sans MS" w:hAnsi="Comic Sans MS" w:cs="Times New Roman"/>
+                <w:sz w:val="36"/>
+                <w:szCs w:val="18"/>
+              </w:rPr>
+              <w:t>100</w:t>
+            </w:r>
+          </w:p>
+        </w:tc>
+        <w:tc>
+          <w:tcPr>
+            <w:tcW w:w="2596" w:type="dxa"/>
+            <w:tcBorders>
+              <w:top w:val="double" w:sz="4" w:space="0" w:color="auto"/>
+              <w:left w:val="double" w:sz="4" w:space="0" w:color="auto"/>
+              <w:bottom w:val="double" w:sz="4" w:space="0" w:color="auto"/>
+              <w:right w:val="double" w:sz="4" w:space="0" w:color="auto"/>
+            </w:tcBorders>
+          </w:tcPr>
+          <w:p>
+            <w:pPr>
+              <w:rPr>
+                <w:rFonts w:ascii="Times New Roman" w:hAnsi="Times New Roman" w:cs="Times New Roman"/>
+                <w:sz w:val="44"/>
+              </w:rPr>
+            </w:pPr>
+            <w:r>
+              <w:rPr>
+                <w:rFonts w:ascii="Times New Roman" w:hAnsi="Times New Roman" w:cs="Times New Roman"/>
+                <w:sz w:val="44"/>
+              </w:rPr>
+              <w:t>5 horas</w:t>
+            </w:r>
+          </w:p>
+        </w:tc>
+      </w:tr>
+      <w:tr>
+        <w:trPr>
+          <w:trHeight w:val="675"/>
+        </w:trPr>
+        <w:tc>
+          <w:tcPr>
+            <w:tcW w:w="704" w:type="dxa"/>
+            <w:tcBorders>
+              <w:top w:val="double" w:sz="4" w:space="0" w:color="auto"/>
+              <w:left w:val="double" w:sz="4" w:space="0" w:color="auto"/>
+              <w:bottom w:val="double" w:sz="4" w:space="0" w:color="auto"/>
+              <w:right w:val="double" w:sz="4" w:space="0" w:color="auto"/>
+            </w:tcBorders>
+          </w:tcPr>
+          <w:p>
+            <w:pPr>
+              <w:jc w:val="center"/>
+              <w:rPr>
+                <w:rFonts w:ascii="Times New Roman" w:hAnsi="Times New Roman" w:cs="Times New Roman"/>
+                <w:sz w:val="28"/>
+                <w:szCs w:val="14"/>
+              </w:rPr>
+            </w:pPr>
+            <w:r>
+              <w:rPr>
+                <w:rFonts w:ascii="Times New Roman" w:hAnsi="Times New Roman" w:cs="Times New Roman"/>
+                <w:sz w:val="28"/>
+                <w:szCs w:val="14"/>
+              </w:rPr>
+              <w:t>3</w:t>
+            </w:r>
+          </w:p>
+        </w:tc>
+        <w:tc>
+          <w:tcPr>
+            <w:tcW w:w="3710" w:type="dxa"/>
+            <w:tcBorders>
+              <w:top w:val="double" w:sz="4" w:space="0" w:color="auto"/>
+              <w:left w:val="double" w:sz="4" w:space="0" w:color="auto"/>
+              <w:bottom w:val="double" w:sz="4" w:space="0" w:color="auto"/>
+              <w:right w:val="double" w:sz="4" w:space="0" w:color="auto"/>
+            </w:tcBorders>
+          </w:tcPr>
+          <w:p>
+            <w:pPr>
+              <w:rPr>
+                <w:rFonts w:ascii="Comic Sans MS" w:hAnsi="Comic Sans MS" w:cs="Times New Roman"/>
+                <w:sz w:val="36"/>
+                <w:szCs w:val="18"/>
+              </w:rPr>
+            </w:pPr>
+            <w:r>
+              <w:rPr>
+                <w:rFonts w:ascii="Comic Sans MS" w:hAnsi="Comic Sans MS" w:cs="Times New Roman"/>
+                <w:sz w:val="36"/>
+                <w:szCs w:val="18"/>
+              </w:rPr>
+              <w:t xml:space="preserve">Calculo </w:t>
+            </w:r>
+            <w:r>
+              <w:rPr>
+                <w:rFonts w:ascii="Comic Sans MS" w:hAnsi="Comic Sans MS" w:cs="Times New Roman"/>
+                <w:sz w:val="36"/>
+                <w:szCs w:val="18"/>
+              </w:rPr>
+              <w:t>I</w:t>
+            </w:r>
+          </w:p>
+        </w:tc>
+        <w:tc>
+          <w:tcPr>
+            <w:tcW w:w="1818" w:type="dxa"/>
+            <w:tcBorders>
+              <w:top w:val="double" w:sz="4" w:space="0" w:color="auto"/>
+              <w:left w:val="double" w:sz="4" w:space="0" w:color="auto"/>
+              <w:bottom w:val="double" w:sz="4" w:space="0" w:color="auto"/>
+              <w:right w:val="double" w:sz="4" w:space="0" w:color="auto"/>
+            </w:tcBorders>
+          </w:tcPr>
+          <w:p>
+            <w:pPr>
+              <w:rPr>
+                <w:rFonts w:ascii="Comic Sans MS" w:hAnsi="Comic Sans MS" w:cs="Times New Roman"/>
+                <w:sz w:val="36"/>
+                <w:szCs w:val="18"/>
+              </w:rPr>
+            </w:pPr>
+            <w:r>
+              <w:rPr>
+                <w:rFonts w:ascii="Comic Sans MS" w:hAnsi="Comic Sans MS" w:cs="Times New Roman"/>
+                <w:sz w:val="36"/>
+                <w:szCs w:val="18"/>
+              </w:rPr>
+              <w:t>MAT</w:t>
+            </w:r>
+            <w:r>
+              <w:rPr>
+                <w:rFonts w:ascii="Comic Sans MS" w:hAnsi="Comic Sans MS" w:cs="Times New Roman"/>
+                <w:sz w:val="36"/>
+                <w:szCs w:val="18"/>
+              </w:rPr>
+              <w:t>-</w:t>
+            </w:r>
+            <w:r>
+              <w:rPr>
+                <w:rFonts w:ascii="Comic Sans MS" w:hAnsi="Comic Sans MS" w:cs="Times New Roman"/>
+                <w:sz w:val="36"/>
+                <w:szCs w:val="18"/>
+              </w:rPr>
+              <w:t>101</w:t>
+            </w:r>
+          </w:p>
+        </w:tc>
+        <w:tc>
+          <w:tcPr>
+            <w:tcW w:w="2596" w:type="dxa"/>
+            <w:tcBorders>
+              <w:top w:val="double" w:sz="4" w:space="0" w:color="auto"/>
+              <w:left w:val="double" w:sz="4" w:space="0" w:color="auto"/>
+              <w:bottom w:val="double" w:sz="4" w:space="0" w:color="auto"/>
+              <w:right w:val="double" w:sz="4" w:space="0" w:color="auto"/>
+            </w:tcBorders>
+          </w:tcPr>
+          <w:p>
+            <w:pPr>
+              <w:rPr>
+                <w:rFonts w:ascii="Times New Roman" w:hAnsi="Times New Roman" w:cs="Times New Roman"/>
+                <w:sz w:val="44"/>
+              </w:rPr>
+            </w:pPr>
+            <w:r>
+              <w:rPr>
+                <w:rFonts w:ascii="Times New Roman" w:hAnsi="Times New Roman" w:cs="Times New Roman"/>
+                <w:sz w:val="44"/>
+              </w:rPr>
+              <w:t>5 horas</w:t>
+            </w:r>
+          </w:p>
+        </w:tc>
+      </w:tr>
+      <w:tr>
+        <w:trPr>
+          <w:trHeight w:val="672"/>
+        </w:trPr>
+        <w:tc>
+          <w:tcPr>
+            <w:tcW w:w="704" w:type="dxa"/>
+            <w:tcBorders>
+              <w:top w:val="double" w:sz="4" w:space="0" w:color="auto"/>
+              <w:left w:val="double" w:sz="4" w:space="0" w:color="auto"/>
+              <w:bottom w:val="double" w:sz="4" w:space="0" w:color="auto"/>
+              <w:right w:val="double" w:sz="4" w:space="0" w:color="auto"/>
+            </w:tcBorders>
+          </w:tcPr>
+          <w:p>
+            <w:pPr>
+              <w:jc w:val="center"/>
+              <w:rPr>
+                <w:rFonts w:ascii="Times New Roman" w:hAnsi="Times New Roman" w:cs="Times New Roman"/>
+                <w:sz w:val="28"/>
+                <w:szCs w:val="14"/>
+              </w:rPr>
+            </w:pPr>
+            <w:r>
+              <w:rPr>
+                <w:rFonts w:ascii="Times New Roman" w:hAnsi="Times New Roman" w:cs="Times New Roman"/>
+                <w:sz w:val="28"/>
+                <w:szCs w:val="14"/>
+              </w:rPr>
+              <w:t>4</w:t>
+            </w:r>
+          </w:p>
+        </w:tc>
+        <w:tc>
+          <w:tcPr>
+            <w:tcW w:w="3710" w:type="dxa"/>
+            <w:tcBorders>
+              <w:top w:val="double" w:sz="4" w:space="0" w:color="auto"/>
+              <w:left w:val="double" w:sz="4" w:space="0" w:color="auto"/>
+              <w:bottom w:val="double" w:sz="4" w:space="0" w:color="auto"/>
+              <w:right w:val="double" w:sz="4" w:space="0" w:color="auto"/>
+            </w:tcBorders>
+          </w:tcPr>
+          <w:p>
+            <w:pPr>
+              <w:rPr>
+                <w:rFonts w:ascii="Comic Sans MS" w:hAnsi="Comic Sans MS" w:cs="Times New Roman"/>
+                <w:sz w:val="36"/>
+                <w:szCs w:val="18"/>
+              </w:rPr>
+            </w:pPr>
+            <w:r>
+              <w:rPr>
+                <w:rFonts w:ascii="Comic Sans MS" w:hAnsi="Comic Sans MS" w:cs="Times New Roman"/>
+                <w:sz w:val="36"/>
+                <w:szCs w:val="18"/>
+              </w:rPr>
+              <w:t xml:space="preserve">Estadística </w:t>
+            </w:r>
+            <w:r>
+              <w:rPr>
+                <w:rFonts w:ascii="Comic Sans MS" w:hAnsi="Comic Sans MS" w:cs="Times New Roman"/>
+                <w:sz w:val="36"/>
+                <w:szCs w:val="18"/>
+              </w:rPr>
+              <w:t>I</w:t>
+            </w:r>
+          </w:p>
+        </w:tc>
+        <w:tc>
+          <w:tcPr>
+            <w:tcW w:w="1818" w:type="dxa"/>
+            <w:tcBorders>
+              <w:top w:val="double" w:sz="4" w:space="0" w:color="auto"/>
+              <w:left w:val="double" w:sz="4" w:space="0" w:color="auto"/>
+              <w:bottom w:val="double" w:sz="4" w:space="0" w:color="auto"/>
+              <w:right w:val="double" w:sz="4" w:space="0" w:color="auto"/>
+            </w:tcBorders>
+          </w:tcPr>
+          <w:p>
+            <w:pPr>
+              <w:rPr>
+                <w:rFonts w:ascii="Comic Sans MS" w:hAnsi="Comic Sans MS" w:cs="Times New Roman"/>
+                <w:sz w:val="36"/>
+                <w:szCs w:val="18"/>
+              </w:rPr>
+            </w:pPr>
+            <w:r>
+              <w:rPr>
+                <w:rFonts w:ascii="Comic Sans MS" w:hAnsi="Comic Sans MS" w:cs="Times New Roman"/>
+                <w:sz w:val="36"/>
+                <w:szCs w:val="18"/>
+              </w:rPr>
+              <w:t>MAT</w:t>
+            </w:r>
+            <w:r>
+              <w:rPr>
+                <w:rFonts w:ascii="Comic Sans MS" w:hAnsi="Comic Sans MS" w:cs="Times New Roman"/>
+                <w:sz w:val="36"/>
+                <w:szCs w:val="18"/>
+              </w:rPr>
+              <w:t>-</w:t>
+            </w:r>
+            <w:r>
+              <w:rPr>
+                <w:rFonts w:ascii="Comic Sans MS" w:hAnsi="Comic Sans MS" w:cs="Times New Roman"/>
+                <w:sz w:val="36"/>
+                <w:szCs w:val="18"/>
+              </w:rPr>
+              <w:t>102</w:t>
+            </w:r>
+          </w:p>
+        </w:tc>
+        <w:tc>
+          <w:tcPr>
+            <w:tcW w:w="2596" w:type="dxa"/>
+            <w:tcBorders>
+              <w:top w:val="double" w:sz="4" w:space="0" w:color="auto"/>
+              <w:left w:val="double" w:sz="4" w:space="0" w:color="auto"/>
+              <w:bottom w:val="double" w:sz="4" w:space="0" w:color="auto"/>
+              <w:right w:val="double" w:sz="4" w:space="0" w:color="auto"/>
+            </w:tcBorders>
+          </w:tcPr>
+          <w:p>
+            <w:pPr>
+              <w:rPr>
+                <w:rFonts w:ascii="Times New Roman" w:hAnsi="Times New Roman" w:cs="Times New Roman"/>
+                <w:sz w:val="44"/>
+              </w:rPr>
+            </w:pPr>
+            <w:r>
+              <w:rPr>
+                <w:rFonts w:ascii="Times New Roman" w:hAnsi="Times New Roman" w:cs="Times New Roman"/>
+                <w:sz w:val="44"/>
+              </w:rPr>
+              <w:t>4 horas</w:t>
+            </w:r>
+          </w:p>
+        </w:tc>
+      </w:tr>
+      <w:tr>
+        <w:trPr>
+          <w:trHeight w:val="1262"/>
+        </w:trPr>
+        <w:tc>
+          <w:tcPr>
+            <w:tcW w:w="704" w:type="dxa"/>
+            <w:tcBorders>
+              <w:top w:val="double" w:sz="4" w:space="0" w:color="auto"/>
+              <w:left w:val="double" w:sz="4" w:space="0" w:color="auto"/>
+              <w:bottom w:val="double" w:sz="4" w:space="0" w:color="auto"/>
+              <w:right w:val="double" w:sz="4" w:space="0" w:color="auto"/>
+            </w:tcBorders>
+          </w:tcPr>
+          <w:p>
+            <w:pPr>
+              <w:jc w:val="center"/>
+              <w:rPr>
+                <w:rFonts w:ascii="Times New Roman" w:hAnsi="Times New Roman" w:cs="Times New Roman"/>
+                <w:sz w:val="28"/>
+                <w:szCs w:val="14"/>
+              </w:rPr>
+            </w:pPr>
+            <w:r>
+              <w:rPr>
+                <w:rFonts w:ascii="Times New Roman" w:hAnsi="Times New Roman" w:cs="Times New Roman"/>
+                <w:sz w:val="28"/>
+                <w:szCs w:val="14"/>
+              </w:rPr>
+              <w:t>5</w:t>
+            </w:r>
+          </w:p>
+        </w:tc>
+        <w:tc>
+          <w:tcPr>
+            <w:tcW w:w="3710" w:type="dxa"/>
+            <w:tcBorders>
+              <w:top w:val="double" w:sz="4" w:space="0" w:color="auto"/>
+              <w:left w:val="double" w:sz="4" w:space="0" w:color="auto"/>
+              <w:bottom w:val="double" w:sz="4" w:space="0" w:color="auto"/>
+              <w:right w:val="double" w:sz="4" w:space="0" w:color="auto"/>
+            </w:tcBorders>
+          </w:tcPr>
+          <w:p>
+            <w:pPr>
+              <w:rPr>
+                <w:rFonts w:ascii="Comic Sans MS" w:hAnsi="Comic Sans MS" w:cs="Times New Roman"/>
+                <w:sz w:val="36"/>
+                <w:szCs w:val="18"/>
+              </w:rPr>
+            </w:pPr>
+            <w:r>
+              <w:rPr>
+                <w:rFonts w:ascii="Comic Sans MS" w:hAnsi="Comic Sans MS" w:cs="Times New Roman"/>
+                <w:sz w:val="36"/>
+                <w:szCs w:val="18"/>
+              </w:rPr>
+              <w:t xml:space="preserve">Técnicas de Programación </w:t>
+            </w:r>
+          </w:p>
+        </w:tc>
+        <w:tc>
+          <w:tcPr>
+            <w:tcW w:w="1818" w:type="dxa"/>
+            <w:tcBorders>
+              <w:top w:val="double" w:sz="4" w:space="0" w:color="auto"/>
+              <w:left w:val="double" w:sz="4" w:space="0" w:color="auto"/>
+              <w:bottom w:val="double" w:sz="4" w:space="0" w:color="auto"/>
+              <w:right w:val="double" w:sz="4" w:space="0" w:color="auto"/>
+            </w:tcBorders>
+          </w:tcPr>
+          <w:p>
+            <w:pPr>
+              <w:rPr>
+                <w:rFonts w:ascii="Comic Sans MS" w:hAnsi="Comic Sans MS" w:cs="Times New Roman"/>
+                <w:sz w:val="36"/>
+                <w:szCs w:val="18"/>
+              </w:rPr>
+            </w:pPr>
+            <w:r>
+              <w:rPr>
+                <w:rFonts w:ascii="Comic Sans MS" w:hAnsi="Comic Sans MS" w:cs="Times New Roman"/>
+                <w:sz w:val="36"/>
+                <w:szCs w:val="18"/>
+              </w:rPr>
+              <w:t>SIS</w:t>
+            </w:r>
+            <w:r>
+              <w:rPr>
+                <w:rFonts w:ascii="Comic Sans MS" w:hAnsi="Comic Sans MS" w:cs="Times New Roman"/>
+                <w:sz w:val="36"/>
+                <w:szCs w:val="18"/>
+              </w:rPr>
+              <w:t>-</w:t>
+            </w:r>
+            <w:r>
+              <w:rPr>
+                <w:rFonts w:ascii="Comic Sans MS" w:hAnsi="Comic Sans MS" w:cs="Times New Roman"/>
+                <w:sz w:val="36"/>
+                <w:szCs w:val="18"/>
+              </w:rPr>
+              <w:t>110</w:t>
+            </w:r>
+          </w:p>
+        </w:tc>
+        <w:tc>
+          <w:tcPr>
+            <w:tcW w:w="2596" w:type="dxa"/>
+            <w:tcBorders>
+              <w:top w:val="double" w:sz="4" w:space="0" w:color="auto"/>
+              <w:left w:val="double" w:sz="4" w:space="0" w:color="auto"/>
+              <w:bottom w:val="double" w:sz="4" w:space="0" w:color="auto"/>
+              <w:right w:val="double" w:sz="4" w:space="0" w:color="auto"/>
+            </w:tcBorders>
+          </w:tcPr>
+          <w:p>
+            <w:pPr>
+              <w:rPr>
+                <w:rFonts w:ascii="Times New Roman" w:hAnsi="Times New Roman" w:cs="Times New Roman"/>
+                <w:sz w:val="44"/>
+              </w:rPr>
+            </w:pPr>
+            <w:r>
+              <w:rPr>
+                <w:rFonts w:ascii="Times New Roman" w:hAnsi="Times New Roman" w:cs="Times New Roman"/>
+                <w:sz w:val="44"/>
+              </w:rPr>
+              <w:t>6 horas</w:t>
+            </w:r>
+          </w:p>
+        </w:tc>
+      </w:tr>
+      <w:tr>
+        <w:trPr>
+          <w:trHeight w:val="685"/>
+        </w:trPr>
+        <w:tc>
+          <w:tcPr>
+            <w:tcW w:w="704" w:type="dxa"/>
+            <w:tcBorders>
+              <w:top w:val="double" w:sz="4" w:space="0" w:color="auto"/>
+              <w:left w:val="double" w:sz="4" w:space="0" w:color="auto"/>
+              <w:bottom w:val="double" w:sz="4" w:space="0" w:color="auto"/>
+              <w:right w:val="double" w:sz="4" w:space="0" w:color="auto"/>
+            </w:tcBorders>
+          </w:tcPr>
+          <w:p>
+            <w:pPr>
+              <w:jc w:val="center"/>
+              <w:rPr>
+                <w:rFonts w:ascii="Times New Roman" w:hAnsi="Times New Roman" w:cs="Times New Roman"/>
+                <w:sz w:val="28"/>
+                <w:szCs w:val="14"/>
+              </w:rPr>
+            </w:pPr>
+            <w:r>
+              <w:rPr>
+                <w:rFonts w:ascii="Times New Roman" w:hAnsi="Times New Roman" w:cs="Times New Roman"/>
+                <w:sz w:val="28"/>
+                <w:szCs w:val="14"/>
+              </w:rPr>
+              <w:t>6</w:t>
+            </w:r>
+          </w:p>
+        </w:tc>
+        <w:tc>
+          <w:tcPr>
+            <w:tcW w:w="3710" w:type="dxa"/>
+            <w:tcBorders>
+              <w:top w:val="double" w:sz="4" w:space="0" w:color="auto"/>
+              <w:left w:val="double" w:sz="4" w:space="0" w:color="auto"/>
+              <w:bottom w:val="double" w:sz="4" w:space="0" w:color="auto"/>
+              <w:right w:val="double" w:sz="4" w:space="0" w:color="auto"/>
+            </w:tcBorders>
+          </w:tcPr>
+          <w:p>
+            <w:pPr>
+              <w:rPr>
+                <w:rFonts w:ascii="Comic Sans MS" w:hAnsi="Comic Sans MS" w:cs="Times New Roman"/>
+                <w:sz w:val="36"/>
+                <w:szCs w:val="18"/>
+              </w:rPr>
+            </w:pPr>
+            <w:r>
+              <w:rPr>
+                <w:rFonts w:ascii="Comic Sans MS" w:hAnsi="Comic Sans MS" w:cs="Times New Roman"/>
+                <w:sz w:val="36"/>
+                <w:szCs w:val="18"/>
+              </w:rPr>
+              <w:t>Computación Básica</w:t>
+            </w:r>
+          </w:p>
+        </w:tc>
+        <w:tc>
+          <w:tcPr>
+            <w:tcW w:w="1818" w:type="dxa"/>
+            <w:tcBorders>
+              <w:top w:val="double" w:sz="4" w:space="0" w:color="auto"/>
+              <w:left w:val="double" w:sz="4" w:space="0" w:color="auto"/>
+              <w:bottom w:val="double" w:sz="4" w:space="0" w:color="auto"/>
+              <w:right w:val="double" w:sz="4" w:space="0" w:color="auto"/>
+            </w:tcBorders>
+          </w:tcPr>
+          <w:p>
+            <w:pPr>
+              <w:rPr>
+                <w:rFonts w:ascii="Comic Sans MS" w:hAnsi="Comic Sans MS" w:cs="Times New Roman"/>
+                <w:sz w:val="36"/>
+                <w:szCs w:val="18"/>
+              </w:rPr>
+            </w:pPr>
+            <w:r>
+              <w:rPr>
+                <w:rFonts w:ascii="Comic Sans MS" w:hAnsi="Comic Sans MS" w:cs="Times New Roman"/>
+                <w:sz w:val="36"/>
+                <w:szCs w:val="18"/>
+              </w:rPr>
+              <w:t>SIS</w:t>
+            </w:r>
+            <w:r>
+              <w:rPr>
+                <w:rFonts w:ascii="Comic Sans MS" w:hAnsi="Comic Sans MS" w:cs="Times New Roman"/>
+                <w:sz w:val="36"/>
+                <w:szCs w:val="18"/>
+              </w:rPr>
+              <w:t>-</w:t>
+            </w:r>
+            <w:r>
+              <w:rPr>
+                <w:rFonts w:ascii="Comic Sans MS" w:hAnsi="Comic Sans MS" w:cs="Times New Roman"/>
+                <w:sz w:val="36"/>
+                <w:szCs w:val="18"/>
+              </w:rPr>
+              <w:t>141</w:t>
+            </w:r>
+          </w:p>
+        </w:tc>
+        <w:tc>
+          <w:tcPr>
+            <w:tcW w:w="2596" w:type="dxa"/>
+            <w:tcBorders>
+              <w:top w:val="double" w:sz="4" w:space="0" w:color="auto"/>
+              <w:left w:val="double" w:sz="4" w:space="0" w:color="auto"/>
+              <w:bottom w:val="double" w:sz="4" w:space="0" w:color="auto"/>
+              <w:right w:val="double" w:sz="4" w:space="0" w:color="auto"/>
+            </w:tcBorders>
+          </w:tcPr>
+          <w:p>
+            <w:pPr>
+              <w:rPr>
+                <w:rFonts w:ascii="Times New Roman" w:hAnsi="Times New Roman" w:cs="Times New Roman"/>
+                <w:sz w:val="44"/>
+              </w:rPr>
+            </w:pPr>
+            <w:r>
+              <w:rPr>
+                <w:rFonts w:ascii="Times New Roman" w:hAnsi="Times New Roman" w:cs="Times New Roman"/>
+                <w:sz w:val="44"/>
+              </w:rPr>
+              <w:t>3 horas</w:t>
+            </w:r>
+          </w:p>
+        </w:tc>
+      </w:tr>
+    </w:tbl>
     <w:p>
       <w:pPr>
         <w:rPr>
@@ -903,7 +1890,6 @@
   <w:style w:type="character" w:default="1" w:styleId="Fuentedeprrafopredeter">
     <w:name w:val="Default Paragraph Font"/>
     <w:uiPriority w:val="1"/>
-    <w:semiHidden/>
     <w:unhideWhenUsed/>
   </w:style>
   <w:style w:type="table" w:default="1" w:styleId="Tablanormal">
@@ -1000,6 +1986,25 @@
       <w:sz w:val="18"/>
       <w:szCs w:val="18"/>
     </w:rPr>
+  </w:style>
+  <w:style w:type="table" w:styleId="Tablaconcuadrcula">
+    <w:name w:val="Table Grid"/>
+    <w:basedOn w:val="Tablanormal"/>
+    <w:uiPriority w:val="39"/>
+    <w:rsid w:val="00B77800"/>
+    <w:pPr>
+      <w:spacing w:after="0" w:line="240" w:lineRule="auto"/>
+    </w:pPr>
+    <w:tblPr>
+      <w:tblBorders>
+        <w:top w:val="single" w:sz="4" w:space="0" w:color="auto"/>
+        <w:left w:val="single" w:sz="4" w:space="0" w:color="auto"/>
+        <w:bottom w:val="single" w:sz="4" w:space="0" w:color="auto"/>
+        <w:right w:val="single" w:sz="4" w:space="0" w:color="auto"/>
+        <w:insideH w:val="single" w:sz="4" w:space="0" w:color="auto"/>
+        <w:insideV w:val="single" w:sz="4" w:space="0" w:color="auto"/>
+      </w:tblBorders>
+    </w:tblPr>
   </w:style>
 </w:styles>
 </file>
